--- a/public/Arjun-Ganesh-CV.docx
+++ b/public/Arjun-Ganesh-CV.docx
@@ -36,7 +36,7 @@
           <w:color w:val="5A5A5A"/>
           <w:sz w:val="18"/>
         </w:rPr>
-        <w:t>iarjunganesh@gmail.com   |   linkedin.com/in/iarjunganesh   |   github.com/iarjunganesh   |   arjunganesh.vercel.app   |   Stockholm, Sweden</w:t>
+        <w:t>iarjunganesh@gmail.com   |   linkedin.com/in/iarjunganesh   |   github.com/iarjunganesh   |   arjunganesh.dev   |   Stockholm, Sweden</w:t>
       </w:r>
     </w:p>
     <w:p>
